--- a/Conceptos_Negocio.docx
+++ b/Conceptos_Negocio.docx
@@ -1487,7 +1487,7 @@
               <w:rPr>
                 <w:sz w:val="19"/>
               </w:rPr>
-              <w:t>«Subasta suiza»</w:t>
+              <w:t>Lead scoring con IA</w:t>
             </w:r>
           </w:p>
         </w:tc>
@@ -1509,7 +1509,7 @@
               <w:rPr>
                 <w:sz w:val="19"/>
               </w:rPr>
-              <w:t>No encontré una definición estándar en la literatura de negocios que conozco. El nombre se usa para el «sistema suizo» de torneos y en algunas propuestas de mercados financieros</w:t>
+              <w:t>Un modelo que aprende de miles de casos quién va a comprar</w:t>
             </w:r>
           </w:p>
         </w:tc>
@@ -1517,84 +1517,6 @@
           <w:tcPr>
             <w:tcW w:type="dxa" w:w="3742"/>
             <w:shd w:val="clear" w:color="auto" w:fill="EEF2F7"/>
-          </w:tcPr>
-          <w:p>
-            <w:pPr>
-              <w:spacing w:after="20"/>
-            </w:pPr>
-            <w:r>
-              <w:rPr>
-                <w:sz w:val="19"/>
-              </w:rPr>
-            </w:r>
-            <w:r>
-              <w:rPr>
-                <w:sz w:val="19"/>
-              </w:rPr>
-              <w:t xml:space="preserve">Sin una definición clara no se puede evaluar. </w:t>
-            </w:r>
-            <w:r>
-              <w:rPr>
-                <w:b/>
-                <w:sz w:val="19"/>
-              </w:rPr>
-              <w:t>Si tienes una fuente</w:t>
-            </w:r>
-            <w:r>
-              <w:rPr>
-                <w:sz w:val="19"/>
-              </w:rPr>
-              <w:t>, la reviso; mientras tanto no se incluye</w:t>
-            </w:r>
-          </w:p>
-        </w:tc>
-      </w:tr>
-      <w:tr>
-        <w:tc>
-          <w:tcPr>
-            <w:tcW w:type="dxa" w:w="1928"/>
-          </w:tcPr>
-          <w:p>
-            <w:pPr>
-              <w:spacing w:after="20"/>
-            </w:pPr>
-            <w:r>
-              <w:rPr>
-                <w:sz w:val="19"/>
-              </w:rPr>
-            </w:r>
-            <w:r>
-              <w:rPr>
-                <w:sz w:val="19"/>
-              </w:rPr>
-              <w:t>Lead scoring con IA</w:t>
-            </w:r>
-          </w:p>
-        </w:tc>
-        <w:tc>
-          <w:tcPr>
-            <w:tcW w:type="dxa" w:w="3742"/>
-          </w:tcPr>
-          <w:p>
-            <w:pPr>
-              <w:spacing w:after="20"/>
-            </w:pPr>
-            <w:r>
-              <w:rPr>
-                <w:sz w:val="19"/>
-              </w:rPr>
-            </w:r>
-            <w:r>
-              <w:rPr>
-                <w:sz w:val="19"/>
-              </w:rPr>
-              <w:t>Un modelo que aprende de miles de casos quién va a comprar</w:t>
-            </w:r>
-          </w:p>
-        </w:tc>
-        <w:tc>
-          <w:tcPr>
-            <w:tcW w:type="dxa" w:w="3742"/>
           </w:tcPr>
           <w:p>
             <w:pPr>
@@ -1618,7 +1540,6 @@
         <w:tc>
           <w:tcPr>
             <w:tcW w:type="dxa" w:w="1928"/>
-            <w:shd w:val="clear" w:color="auto" w:fill="EEF2F7"/>
           </w:tcPr>
           <w:p>
             <w:pPr>
@@ -1640,7 +1561,6 @@
         <w:tc>
           <w:tcPr>
             <w:tcW w:type="dxa" w:w="3742"/>
-            <w:shd w:val="clear" w:color="auto" w:fill="EEF2F7"/>
           </w:tcPr>
           <w:p>
             <w:pPr>
@@ -1662,7 +1582,6 @@
         <w:tc>
           <w:tcPr>
             <w:tcW w:type="dxa" w:w="3742"/>
-            <w:shd w:val="clear" w:color="auto" w:fill="EEF2F7"/>
           </w:tcPr>
           <w:p>
             <w:pPr>
@@ -1686,6 +1605,7 @@
         <w:tc>
           <w:tcPr>
             <w:tcW w:type="dxa" w:w="1928"/>
+            <w:shd w:val="clear" w:color="auto" w:fill="EEF2F7"/>
           </w:tcPr>
           <w:p>
             <w:pPr>
@@ -1707,6 +1627,7 @@
         <w:tc>
           <w:tcPr>
             <w:tcW w:type="dxa" w:w="3742"/>
+            <w:shd w:val="clear" w:color="auto" w:fill="EEF2F7"/>
           </w:tcPr>
           <w:p>
             <w:pPr>
@@ -1728,6 +1649,7 @@
         <w:tc>
           <w:tcPr>
             <w:tcW w:type="dxa" w:w="3742"/>
+            <w:shd w:val="clear" w:color="auto" w:fill="EEF2F7"/>
           </w:tcPr>
           <w:p>
             <w:pPr>
